--- a/lessons/2-7-catchup/homework.docx
+++ b/lessons/2-7-catchup/homework.docx
@@ -12,7 +12,7 @@
           <w:b/>
           <w:bCs/>
         </w:rPr>
-        <w:t xml:space="preserve">1.4–1.7 Catch-Up — Homework</w:t>
+        <w:t xml:space="preserve">2.6 · 2.7 · 2.11 · 2.12 Catch-Up — Homework</w:t>
       </w:r>
     </w:p>
     <w:p>
@@ -80,7 +80,7 @@
         <w:spacing w:after="60" w:before="0"/>
       </w:pPr>
       <w:r>
-        <w:t xml:space="preserve">Content: I can show I am caught up on Lessons 1.4–1.7 by using each lesson's big idea in mixed practice.</w:t>
+        <w:t xml:space="preserve">Content: I can show I am caught up on Lessons 2.6 · 2.7 · 2.11 · 2.12 by using each lesson's big idea in mixed practice.</w:t>
       </w:r>
     </w:p>
     <w:p>
@@ -88,7 +88,7 @@
         <w:spacing w:after="60" w:before="0"/>
       </w:pPr>
       <w:r>
-        <w:t xml:space="preserve">Language: I can explain which lesson's big idea I used and how, using key vocabulary from Lessons 1.4–1.7.</w:t>
+        <w:t xml:space="preserve">Language: I can explain which lesson's big idea I used and how, using key vocabulary from Lessons 2.6 · 2.7 · 2.11 · 2.12.</w:t>
       </w:r>
     </w:p>
     <w:p>
@@ -255,69 +255,6 @@
                     </pic:cNvPicPr>
                   </pic:nvPicPr>
                   <pic:blipFill>
-                    <a:blip r:embed="rId7" cstate="none"/>
-                    <a:srcRect/>
-                    <a:stretch>
-                      <a:fillRect/>
-                    </a:stretch>
-                  </pic:blipFill>
-                  <pic:spPr bwMode="auto">
-                    <a:xfrm>
-                      <a:off x="0" y="0"/>
-                      <a:ext cx="1047750" cy="790575"/>
-                    </a:xfrm>
-                    <a:prstGeom prst="rect">
-                      <a:avLst/>
-                    </a:prstGeom>
-                  </pic:spPr>
-                </pic:pic>
-              </a:graphicData>
-            </a:graphic>
-          </wp:inline>
-        </w:drawing>
-      </w:r>
-    </w:p>
-    <w:p>
-      <w:pPr>
-        <w:keepNext/>
-        <w:spacing w:after="120"/>
-      </w:pPr>
-      <w:r>
-        <w:rPr>
-          <w:b/>
-          <w:bCs/>
-        </w:rPr>
-        <w:t xml:space="preserve">Add and Subtract Decimals (Sumar y restar decimales)</w:t>
-      </w:r>
-      <w:r>
-        <w:t xml:space="preserve"> — Combine or find the difference between decimals by lining up equal place values.</w:t>
-      </w:r>
-    </w:p>
-    <w:p>
-      <w:pPr>
-        <w:keepNext/>
-        <w:spacing w:after="20" w:before="80"/>
-        <w:jc w:val="center"/>
-      </w:pPr>
-      <w:r>
-        <w:drawing>
-          <wp:inline distT="0" distB="0" distL="0" distR="0">
-            <wp:extent cx="1047750" cy="790575"/>
-            <wp:effectExtent t="0" r="0" b="0" l="0"/>
-            <wp:docPr id="1" name="" descr="" title=""/>
-            <wp:cNvGraphicFramePr>
-              <a:graphicFrameLocks xmlns:a="http://schemas.openxmlformats.org/drawingml/2006/main" noChangeAspect="1"/>
-            </wp:cNvGraphicFramePr>
-            <a:graphic xmlns:a="http://schemas.openxmlformats.org/drawingml/2006/main">
-              <a:graphicData uri="http://schemas.openxmlformats.org/drawingml/2006/picture">
-                <pic:pic xmlns:pic="http://schemas.openxmlformats.org/drawingml/2006/picture">
-                  <pic:nvPicPr>
-                    <pic:cNvPr id="0" name="" descr=""/>
-                    <pic:cNvPicPr>
-                      <a:picLocks noChangeAspect="1" noChangeArrowheads="1"/>
-                    </pic:cNvPicPr>
-                  </pic:nvPicPr>
-                  <pic:blipFill>
                     <a:blip r:embed="rId9" cstate="none"/>
                     <a:srcRect/>
                     <a:stretch>
@@ -350,10 +287,262 @@
           <w:b/>
           <w:bCs/>
         </w:rPr>
-        <w:t xml:space="preserve">Decimal (Decimal)</w:t>
-      </w:r>
-      <w:r>
-        <w:t xml:space="preserve"> — A number with a dot, like 0.5, that shows a part less than one.</w:t>
+        <w:t xml:space="preserve">Divisor (Divisor)</w:t>
+      </w:r>
+      <w:r>
+        <w:t xml:space="preserve"> — The number you split by in a division problem.</w:t>
+      </w:r>
+    </w:p>
+    <w:p>
+      <w:pPr>
+        <w:keepNext/>
+        <w:spacing w:after="20" w:before="80"/>
+        <w:jc w:val="center"/>
+      </w:pPr>
+      <w:r>
+        <w:drawing>
+          <wp:inline distT="0" distB="0" distL="0" distR="0">
+            <wp:extent cx="1047750" cy="790575"/>
+            <wp:effectExtent t="0" r="0" b="0" l="0"/>
+            <wp:docPr id="1" name="" descr="" title=""/>
+            <wp:cNvGraphicFramePr>
+              <a:graphicFrameLocks xmlns:a="http://schemas.openxmlformats.org/drawingml/2006/main" noChangeAspect="1"/>
+            </wp:cNvGraphicFramePr>
+            <a:graphic xmlns:a="http://schemas.openxmlformats.org/drawingml/2006/main">
+              <a:graphicData uri="http://schemas.openxmlformats.org/drawingml/2006/picture">
+                <pic:pic xmlns:pic="http://schemas.openxmlformats.org/drawingml/2006/picture">
+                  <pic:nvPicPr>
+                    <pic:cNvPr id="0" name="" descr=""/>
+                    <pic:cNvPicPr>
+                      <a:picLocks noChangeAspect="1" noChangeArrowheads="1"/>
+                    </pic:cNvPicPr>
+                  </pic:nvPicPr>
+                  <pic:blipFill>
+                    <a:blip r:embed="rId10" cstate="none"/>
+                    <a:srcRect/>
+                    <a:stretch>
+                      <a:fillRect/>
+                    </a:stretch>
+                  </pic:blipFill>
+                  <pic:spPr bwMode="auto">
+                    <a:xfrm>
+                      <a:off x="0" y="0"/>
+                      <a:ext cx="1047750" cy="790575"/>
+                    </a:xfrm>
+                    <a:prstGeom prst="rect">
+                      <a:avLst/>
+                    </a:prstGeom>
+                  </pic:spPr>
+                </pic:pic>
+              </a:graphicData>
+            </a:graphic>
+          </wp:inline>
+        </w:drawing>
+      </w:r>
+    </w:p>
+    <w:p>
+      <w:pPr>
+        <w:keepNext/>
+        <w:spacing w:after="120"/>
+      </w:pPr>
+      <w:r>
+        <w:rPr>
+          <w:b/>
+          <w:bCs/>
+        </w:rPr>
+        <w:t xml:space="preserve">Quotient (Cociente)</w:t>
+      </w:r>
+      <w:r>
+        <w:t xml:space="preserve"> — The answer when you divide.</w:t>
+      </w:r>
+    </w:p>
+    <w:p>
+      <w:pPr>
+        <w:keepNext/>
+        <w:spacing w:after="20" w:before="80"/>
+        <w:jc w:val="center"/>
+      </w:pPr>
+      <w:r>
+        <w:drawing>
+          <wp:inline distT="0" distB="0" distL="0" distR="0">
+            <wp:extent cx="1047750" cy="790575"/>
+            <wp:effectExtent t="0" r="0" b="0" l="0"/>
+            <wp:docPr id="1" name="" descr="" title=""/>
+            <wp:cNvGraphicFramePr>
+              <a:graphicFrameLocks xmlns:a="http://schemas.openxmlformats.org/drawingml/2006/main" noChangeAspect="1"/>
+            </wp:cNvGraphicFramePr>
+            <a:graphic xmlns:a="http://schemas.openxmlformats.org/drawingml/2006/main">
+              <a:graphicData uri="http://schemas.openxmlformats.org/drawingml/2006/picture">
+                <pic:pic xmlns:pic="http://schemas.openxmlformats.org/drawingml/2006/picture">
+                  <pic:nvPicPr>
+                    <pic:cNvPr id="0" name="" descr=""/>
+                    <pic:cNvPicPr>
+                      <a:picLocks noChangeAspect="1" noChangeArrowheads="1"/>
+                    </pic:cNvPicPr>
+                  </pic:nvPicPr>
+                  <pic:blipFill>
+                    <a:blip r:embed="rId11" cstate="none"/>
+                    <a:srcRect/>
+                    <a:stretch>
+                      <a:fillRect/>
+                    </a:stretch>
+                  </pic:blipFill>
+                  <pic:spPr bwMode="auto">
+                    <a:xfrm>
+                      <a:off x="0" y="0"/>
+                      <a:ext cx="1047750" cy="790575"/>
+                    </a:xfrm>
+                    <a:prstGeom prst="rect">
+                      <a:avLst/>
+                    </a:prstGeom>
+                  </pic:spPr>
+                </pic:pic>
+              </a:graphicData>
+            </a:graphic>
+          </wp:inline>
+        </w:drawing>
+      </w:r>
+    </w:p>
+    <w:p>
+      <w:pPr>
+        <w:keepNext/>
+        <w:spacing w:after="120"/>
+      </w:pPr>
+      <w:r>
+        <w:rPr>
+          <w:b/>
+          <w:bCs/>
+        </w:rPr>
+        <w:t xml:space="preserve">Remainder (Residuo)</w:t>
+      </w:r>
+      <w:r>
+        <w:t xml:space="preserve"> — What is left over when a number does not divide evenly.</w:t>
+      </w:r>
+    </w:p>
+    <w:p>
+      <w:pPr>
+        <w:keepNext/>
+        <w:spacing w:after="20" w:before="80"/>
+        <w:jc w:val="center"/>
+      </w:pPr>
+      <w:r>
+        <w:drawing>
+          <wp:inline distT="0" distB="0" distL="0" distR="0">
+            <wp:extent cx="1047750" cy="790575"/>
+            <wp:effectExtent t="0" r="0" b="0" l="0"/>
+            <wp:docPr id="1" name="" descr="" title=""/>
+            <wp:cNvGraphicFramePr>
+              <a:graphicFrameLocks xmlns:a="http://schemas.openxmlformats.org/drawingml/2006/main" noChangeAspect="1"/>
+            </wp:cNvGraphicFramePr>
+            <a:graphic xmlns:a="http://schemas.openxmlformats.org/drawingml/2006/main">
+              <a:graphicData uri="http://schemas.openxmlformats.org/drawingml/2006/picture">
+                <pic:pic xmlns:pic="http://schemas.openxmlformats.org/drawingml/2006/picture">
+                  <pic:nvPicPr>
+                    <pic:cNvPr id="0" name="" descr=""/>
+                    <pic:cNvPicPr>
+                      <a:picLocks noChangeAspect="1" noChangeArrowheads="1"/>
+                    </pic:cNvPicPr>
+                  </pic:nvPicPr>
+                  <pic:blipFill>
+                    <a:blip r:embed="rId12" cstate="none"/>
+                    <a:srcRect/>
+                    <a:stretch>
+                      <a:fillRect/>
+                    </a:stretch>
+                  </pic:blipFill>
+                  <pic:spPr bwMode="auto">
+                    <a:xfrm>
+                      <a:off x="0" y="0"/>
+                      <a:ext cx="1047750" cy="790575"/>
+                    </a:xfrm>
+                    <a:prstGeom prst="rect">
+                      <a:avLst/>
+                    </a:prstGeom>
+                  </pic:spPr>
+                </pic:pic>
+              </a:graphicData>
+            </a:graphic>
+          </wp:inline>
+        </w:drawing>
+      </w:r>
+    </w:p>
+    <w:p>
+      <w:pPr>
+        <w:keepNext/>
+        <w:spacing w:after="120"/>
+      </w:pPr>
+      <w:r>
+        <w:rPr>
+          <w:b/>
+          <w:bCs/>
+        </w:rPr>
+        <w:t xml:space="preserve">Long division (División larga)</w:t>
+      </w:r>
+      <w:r>
+        <w:t xml:space="preserve"> — A method that repeats four steps — divide, multiply, subtract, bring down — until there are no digits left to bring down.</w:t>
+      </w:r>
+    </w:p>
+    <w:p>
+      <w:pPr>
+        <w:keepNext/>
+        <w:spacing w:after="20" w:before="80"/>
+        <w:jc w:val="center"/>
+      </w:pPr>
+      <w:r>
+        <w:drawing>
+          <wp:inline distT="0" distB="0" distL="0" distR="0">
+            <wp:extent cx="1047750" cy="790575"/>
+            <wp:effectExtent t="0" r="0" b="0" l="0"/>
+            <wp:docPr id="1" name="" descr="" title=""/>
+            <wp:cNvGraphicFramePr>
+              <a:graphicFrameLocks xmlns:a="http://schemas.openxmlformats.org/drawingml/2006/main" noChangeAspect="1"/>
+            </wp:cNvGraphicFramePr>
+            <a:graphic xmlns:a="http://schemas.openxmlformats.org/drawingml/2006/main">
+              <a:graphicData uri="http://schemas.openxmlformats.org/drawingml/2006/picture">
+                <pic:pic xmlns:pic="http://schemas.openxmlformats.org/drawingml/2006/picture">
+                  <pic:nvPicPr>
+                    <pic:cNvPr id="0" name="" descr=""/>
+                    <pic:cNvPicPr>
+                      <a:picLocks noChangeAspect="1" noChangeArrowheads="1"/>
+                    </pic:cNvPicPr>
+                  </pic:nvPicPr>
+                  <pic:blipFill>
+                    <a:blip r:embed="rId12" cstate="none"/>
+                    <a:srcRect/>
+                    <a:stretch>
+                      <a:fillRect/>
+                    </a:stretch>
+                  </pic:blipFill>
+                  <pic:spPr bwMode="auto">
+                    <a:xfrm>
+                      <a:off x="0" y="0"/>
+                      <a:ext cx="1047750" cy="790575"/>
+                    </a:xfrm>
+                    <a:prstGeom prst="rect">
+                      <a:avLst/>
+                    </a:prstGeom>
+                  </pic:spPr>
+                </pic:pic>
+              </a:graphicData>
+            </a:graphic>
+          </wp:inline>
+        </w:drawing>
+      </w:r>
+    </w:p>
+    <w:p>
+      <w:pPr>
+        <w:keepNext/>
+        <w:spacing w:after="120"/>
+      </w:pPr>
+      <w:r>
+        <w:rPr>
+          <w:b/>
+          <w:bCs/>
+        </w:rPr>
+        <w:t xml:space="preserve">Bring down (Bajar el dígito)</w:t>
+      </w:r>
+      <w:r>
+        <w:t xml:space="preserve"> — The fourth step of long division: move the next digit of the dividend down next to what is left, then start the cycle again.</w:t>
       </w:r>
     </w:p>
     <w:p>
@@ -413,73 +602,10 @@
           <w:b/>
           <w:bCs/>
         </w:rPr>
-        <w:t xml:space="preserve">Multiply Decimals (Multiplicar decimales)</w:t>
-      </w:r>
-      <w:r>
-        <w:t xml:space="preserve"> — Find the product of decimals, then use place value to place the decimal point.</w:t>
-      </w:r>
-    </w:p>
-    <w:p>
-      <w:pPr>
-        <w:keepNext/>
-        <w:spacing w:after="20" w:before="80"/>
-        <w:jc w:val="center"/>
-      </w:pPr>
-      <w:r>
-        <w:drawing>
-          <wp:inline distT="0" distB="0" distL="0" distR="0">
-            <wp:extent cx="1047750" cy="790575"/>
-            <wp:effectExtent t="0" r="0" b="0" l="0"/>
-            <wp:docPr id="1" name="" descr="" title=""/>
-            <wp:cNvGraphicFramePr>
-              <a:graphicFrameLocks xmlns:a="http://schemas.openxmlformats.org/drawingml/2006/main" noChangeAspect="1"/>
-            </wp:cNvGraphicFramePr>
-            <a:graphic xmlns:a="http://schemas.openxmlformats.org/drawingml/2006/main">
-              <a:graphicData uri="http://schemas.openxmlformats.org/drawingml/2006/picture">
-                <pic:pic xmlns:pic="http://schemas.openxmlformats.org/drawingml/2006/picture">
-                  <pic:nvPicPr>
-                    <pic:cNvPr id="0" name="" descr=""/>
-                    <pic:cNvPicPr>
-                      <a:picLocks noChangeAspect="1" noChangeArrowheads="1"/>
-                    </pic:cNvPicPr>
-                  </pic:nvPicPr>
-                  <pic:blipFill>
-                    <a:blip r:embed="rId10" cstate="none"/>
-                    <a:srcRect/>
-                    <a:stretch>
-                      <a:fillRect/>
-                    </a:stretch>
-                  </pic:blipFill>
-                  <pic:spPr bwMode="auto">
-                    <a:xfrm>
-                      <a:off x="0" y="0"/>
-                      <a:ext cx="1047750" cy="790575"/>
-                    </a:xfrm>
-                    <a:prstGeom prst="rect">
-                      <a:avLst/>
-                    </a:prstGeom>
-                  </pic:spPr>
-                </pic:pic>
-              </a:graphicData>
-            </a:graphic>
-          </wp:inline>
-        </w:drawing>
-      </w:r>
-    </w:p>
-    <w:p>
-      <w:pPr>
-        <w:keepNext/>
-        <w:spacing w:after="120"/>
-      </w:pPr>
-      <w:r>
-        <w:rPr>
-          <w:b/>
-          <w:bCs/>
-        </w:rPr>
-        <w:t xml:space="preserve">Product (Producto)</w:t>
-      </w:r>
-      <w:r>
-        <w:t xml:space="preserve"> — The answer when you multiply.</w:t>
+        <w:t xml:space="preserve">Divide Decimals (Dividir decimales)</w:t>
+      </w:r>
+      <w:r>
+        <w:t xml:space="preserve"> — Find a quotient with decimals by making the divisor a whole number first.</w:t>
       </w:r>
     </w:p>
     <w:p>
@@ -539,10 +665,10 @@
           <w:b/>
           <w:bCs/>
         </w:rPr>
-        <w:t xml:space="preserve">Divide Decimals (Dividir decimales)</w:t>
-      </w:r>
-      <w:r>
-        <w:t xml:space="preserve"> — Find a quotient with decimals by making the divisor a whole number first.</w:t>
+        <w:t xml:space="preserve">Add and Subtract Decimals (Sumar y restar decimales)</w:t>
+      </w:r>
+      <w:r>
+        <w:t xml:space="preserve"> — Combine or find the difference between decimals by lining up equal place values.</w:t>
       </w:r>
     </w:p>
     <w:p>
@@ -570,7 +696,7 @@
                     </pic:cNvPicPr>
                   </pic:nvPicPr>
                   <pic:blipFill>
-                    <a:blip r:embed="rId11" cstate="none"/>
+                    <a:blip r:embed="rId7" cstate="none"/>
                     <a:srcRect/>
                     <a:stretch>
                       <a:fillRect/>
@@ -602,10 +728,10 @@
           <w:b/>
           <w:bCs/>
         </w:rPr>
-        <w:t xml:space="preserve">Divisor (Divisor)</w:t>
-      </w:r>
-      <w:r>
-        <w:t xml:space="preserve"> — The number you split by in a division problem.</w:t>
+        <w:t xml:space="preserve">Multiply Decimals (Multiplicar decimales)</w:t>
+      </w:r>
+      <w:r>
+        <w:t xml:space="preserve"> — Find the product of decimals, then use place value to place the decimal point.</w:t>
       </w:r>
     </w:p>
     <w:p>
@@ -617,70 +743,7 @@
       <w:r>
         <w:drawing>
           <wp:inline distT="0" distB="0" distL="0" distR="0">
-            <wp:extent cx="1047750" cy="628650"/>
-            <wp:effectExtent t="0" r="0" b="0" l="0"/>
-            <wp:docPr id="1" name="" descr="" title=""/>
-            <wp:cNvGraphicFramePr>
-              <a:graphicFrameLocks xmlns:a="http://schemas.openxmlformats.org/drawingml/2006/main" noChangeAspect="1"/>
-            </wp:cNvGraphicFramePr>
-            <a:graphic xmlns:a="http://schemas.openxmlformats.org/drawingml/2006/main">
-              <a:graphicData uri="http://schemas.openxmlformats.org/drawingml/2006/picture">
-                <pic:pic xmlns:pic="http://schemas.openxmlformats.org/drawingml/2006/picture">
-                  <pic:nvPicPr>
-                    <pic:cNvPr id="0" name="" descr=""/>
-                    <pic:cNvPicPr>
-                      <a:picLocks noChangeAspect="1" noChangeArrowheads="1"/>
-                    </pic:cNvPicPr>
-                  </pic:nvPicPr>
-                  <pic:blipFill>
-                    <a:blip r:embed="rId12" cstate="none"/>
-                    <a:srcRect/>
-                    <a:stretch>
-                      <a:fillRect/>
-                    </a:stretch>
-                  </pic:blipFill>
-                  <pic:spPr bwMode="auto">
-                    <a:xfrm>
-                      <a:off x="0" y="0"/>
-                      <a:ext cx="1047750" cy="628650"/>
-                    </a:xfrm>
-                    <a:prstGeom prst="rect">
-                      <a:avLst/>
-                    </a:prstGeom>
-                  </pic:spPr>
-                </pic:pic>
-              </a:graphicData>
-            </a:graphic>
-          </wp:inline>
-        </w:drawing>
-      </w:r>
-    </w:p>
-    <w:p>
-      <w:pPr>
-        <w:keepNext/>
-        <w:spacing w:after="120"/>
-      </w:pPr>
-      <w:r>
-        <w:rPr>
-          <w:b/>
-          <w:bCs/>
-        </w:rPr>
-        <w:t xml:space="preserve">Place value (Valor posicional)</w:t>
-      </w:r>
-      <w:r>
-        <w:t xml:space="preserve"> — What a digit is worth based on where it sits in a number.</w:t>
-      </w:r>
-    </w:p>
-    <w:p>
-      <w:pPr>
-        <w:keepNext/>
-        <w:spacing w:after="20" w:before="80"/>
-        <w:jc w:val="center"/>
-      </w:pPr>
-      <w:r>
-        <w:drawing>
-          <wp:inline distT="0" distB="0" distL="0" distR="0">
-            <wp:extent cx="1047750" cy="628650"/>
+            <wp:extent cx="1047750" cy="790575"/>
             <wp:effectExtent t="0" r="0" b="0" l="0"/>
             <wp:docPr id="1" name="" descr="" title=""/>
             <wp:cNvGraphicFramePr>
@@ -705,6 +768,132 @@
                   <pic:spPr bwMode="auto">
                     <a:xfrm>
                       <a:off x="0" y="0"/>
+                      <a:ext cx="1047750" cy="790575"/>
+                    </a:xfrm>
+                    <a:prstGeom prst="rect">
+                      <a:avLst/>
+                    </a:prstGeom>
+                  </pic:spPr>
+                </pic:pic>
+              </a:graphicData>
+            </a:graphic>
+          </wp:inline>
+        </w:drawing>
+      </w:r>
+    </w:p>
+    <w:p>
+      <w:pPr>
+        <w:keepNext/>
+        <w:spacing w:after="120"/>
+      </w:pPr>
+      <w:r>
+        <w:rPr>
+          <w:b/>
+          <w:bCs/>
+        </w:rPr>
+        <w:t xml:space="preserve">Decimal (Decimal)</w:t>
+      </w:r>
+      <w:r>
+        <w:t xml:space="preserve"> — A number with a dot, like 0.5, that shows a part less than one.</w:t>
+      </w:r>
+    </w:p>
+    <w:p>
+      <w:pPr>
+        <w:keepNext/>
+        <w:spacing w:after="20" w:before="80"/>
+        <w:jc w:val="center"/>
+      </w:pPr>
+      <w:r>
+        <w:drawing>
+          <wp:inline distT="0" distB="0" distL="0" distR="0">
+            <wp:extent cx="1047750" cy="790575"/>
+            <wp:effectExtent t="0" r="0" b="0" l="0"/>
+            <wp:docPr id="1" name="" descr="" title=""/>
+            <wp:cNvGraphicFramePr>
+              <a:graphicFrameLocks xmlns:a="http://schemas.openxmlformats.org/drawingml/2006/main" noChangeAspect="1"/>
+            </wp:cNvGraphicFramePr>
+            <a:graphic xmlns:a="http://schemas.openxmlformats.org/drawingml/2006/main">
+              <a:graphicData uri="http://schemas.openxmlformats.org/drawingml/2006/picture">
+                <pic:pic xmlns:pic="http://schemas.openxmlformats.org/drawingml/2006/picture">
+                  <pic:nvPicPr>
+                    <pic:cNvPr id="0" name="" descr=""/>
+                    <pic:cNvPicPr>
+                      <a:picLocks noChangeAspect="1" noChangeArrowheads="1"/>
+                    </pic:cNvPicPr>
+                  </pic:nvPicPr>
+                  <pic:blipFill>
+                    <a:blip r:embed="rId14" cstate="none"/>
+                    <a:srcRect/>
+                    <a:stretch>
+                      <a:fillRect/>
+                    </a:stretch>
+                  </pic:blipFill>
+                  <pic:spPr bwMode="auto">
+                    <a:xfrm>
+                      <a:off x="0" y="0"/>
+                      <a:ext cx="1047750" cy="790575"/>
+                    </a:xfrm>
+                    <a:prstGeom prst="rect">
+                      <a:avLst/>
+                    </a:prstGeom>
+                  </pic:spPr>
+                </pic:pic>
+              </a:graphicData>
+            </a:graphic>
+          </wp:inline>
+        </w:drawing>
+      </w:r>
+    </w:p>
+    <w:p>
+      <w:pPr>
+        <w:keepNext/>
+        <w:spacing w:after="120"/>
+      </w:pPr>
+      <w:r>
+        <w:rPr>
+          <w:b/>
+          <w:bCs/>
+        </w:rPr>
+        <w:t xml:space="preserve">Product (Producto)</w:t>
+      </w:r>
+      <w:r>
+        <w:t xml:space="preserve"> — The answer when you multiply.</w:t>
+      </w:r>
+    </w:p>
+    <w:p>
+      <w:pPr>
+        <w:keepNext/>
+        <w:spacing w:after="20" w:before="80"/>
+        <w:jc w:val="center"/>
+      </w:pPr>
+      <w:r>
+        <w:drawing>
+          <wp:inline distT="0" distB="0" distL="0" distR="0">
+            <wp:extent cx="1047750" cy="628650"/>
+            <wp:effectExtent t="0" r="0" b="0" l="0"/>
+            <wp:docPr id="1" name="" descr="" title=""/>
+            <wp:cNvGraphicFramePr>
+              <a:graphicFrameLocks xmlns:a="http://schemas.openxmlformats.org/drawingml/2006/main" noChangeAspect="1"/>
+            </wp:cNvGraphicFramePr>
+            <a:graphic xmlns:a="http://schemas.openxmlformats.org/drawingml/2006/main">
+              <a:graphicData uri="http://schemas.openxmlformats.org/drawingml/2006/picture">
+                <pic:pic xmlns:pic="http://schemas.openxmlformats.org/drawingml/2006/picture">
+                  <pic:nvPicPr>
+                    <pic:cNvPr id="0" name="" descr=""/>
+                    <pic:cNvPicPr>
+                      <a:picLocks noChangeAspect="1" noChangeArrowheads="1"/>
+                    </pic:cNvPicPr>
+                  </pic:nvPicPr>
+                  <pic:blipFill>
+                    <a:blip r:embed="rId15" cstate="none"/>
+                    <a:srcRect/>
+                    <a:stretch>
+                      <a:fillRect/>
+                    </a:stretch>
+                  </pic:blipFill>
+                  <pic:spPr bwMode="auto">
+                    <a:xfrm>
+                      <a:off x="0" y="0"/>
                       <a:ext cx="1047750" cy="628650"/>
                     </a:xfrm>
                     <a:prstGeom prst="rect">
@@ -728,6 +917,69 @@
           <w:b/>
           <w:bCs/>
         </w:rPr>
+        <w:t xml:space="preserve">Place value (Valor posicional)</w:t>
+      </w:r>
+      <w:r>
+        <w:t xml:space="preserve"> — What a digit is worth based on where it sits in a number.</w:t>
+      </w:r>
+    </w:p>
+    <w:p>
+      <w:pPr>
+        <w:keepNext/>
+        <w:spacing w:after="20" w:before="80"/>
+        <w:jc w:val="center"/>
+      </w:pPr>
+      <w:r>
+        <w:drawing>
+          <wp:inline distT="0" distB="0" distL="0" distR="0">
+            <wp:extent cx="1047750" cy="628650"/>
+            <wp:effectExtent t="0" r="0" b="0" l="0"/>
+            <wp:docPr id="1" name="" descr="" title=""/>
+            <wp:cNvGraphicFramePr>
+              <a:graphicFrameLocks xmlns:a="http://schemas.openxmlformats.org/drawingml/2006/main" noChangeAspect="1"/>
+            </wp:cNvGraphicFramePr>
+            <a:graphic xmlns:a="http://schemas.openxmlformats.org/drawingml/2006/main">
+              <a:graphicData uri="http://schemas.openxmlformats.org/drawingml/2006/picture">
+                <pic:pic xmlns:pic="http://schemas.openxmlformats.org/drawingml/2006/picture">
+                  <pic:nvPicPr>
+                    <pic:cNvPr id="0" name="" descr=""/>
+                    <pic:cNvPicPr>
+                      <a:picLocks noChangeAspect="1" noChangeArrowheads="1"/>
+                    </pic:cNvPicPr>
+                  </pic:nvPicPr>
+                  <pic:blipFill>
+                    <a:blip r:embed="rId16" cstate="none"/>
+                    <a:srcRect/>
+                    <a:stretch>
+                      <a:fillRect/>
+                    </a:stretch>
+                  </pic:blipFill>
+                  <pic:spPr bwMode="auto">
+                    <a:xfrm>
+                      <a:off x="0" y="0"/>
+                      <a:ext cx="1047750" cy="628650"/>
+                    </a:xfrm>
+                    <a:prstGeom prst="rect">
+                      <a:avLst/>
+                    </a:prstGeom>
+                  </pic:spPr>
+                </pic:pic>
+              </a:graphicData>
+            </a:graphic>
+          </wp:inline>
+        </w:drawing>
+      </w:r>
+    </w:p>
+    <w:p>
+      <w:pPr>
+        <w:keepNext/>
+        <w:spacing w:after="120"/>
+      </w:pPr>
+      <w:r>
+        <w:rPr>
+          <w:b/>
+          <w:bCs/>
+        </w:rPr>
         <w:t xml:space="preserve">Decimal point (Punto decimal)</w:t>
       </w:r>
       <w:r>
@@ -768,7 +1020,7 @@
           <w:b/>
           <w:bCs/>
         </w:rPr>
-        <w:t xml:space="preserve">1. (Lesson 1.4) What is 936 ÷ 12?</w:t>
+        <w:t xml:space="preserve">1. (Lesson 2.6) What is 936 ÷ 12?</w:t>
       </w:r>
     </w:p>
     <w:p>
@@ -823,7 +1075,7 @@
           <w:b/>
           <w:bCs/>
         </w:rPr>
-        <w:t xml:space="preserve">2. (Lesson 1.4) What is 2,485 ÷ 5?</w:t>
+        <w:t xml:space="preserve">2. (Lesson 2.6) What is 2,485 ÷ 5?</w:t>
       </w:r>
     </w:p>
     <w:p>
@@ -878,7 +1130,7 @@
           <w:b/>
           <w:bCs/>
         </w:rPr>
-        <w:t xml:space="preserve">3. (Lesson 1.4) A warehouse has 2,184 items to pack into boxes of 14. How many boxes are needed?</w:t>
+        <w:t xml:space="preserve">3. (Lesson 2.6) A warehouse has 2,184 items to pack into boxes of 14. How many boxes are needed?</w:t>
       </w:r>
     </w:p>
     <w:p>
@@ -933,7 +1185,7 @@
           <w:b/>
           <w:bCs/>
         </w:rPr>
-        <w:t xml:space="preserve">4. (Lesson 1.4) Spot the Mistake in 2,058 ÷ 14</w:t>
+        <w:t xml:space="preserve">4. (Lesson 2.6) Spot the Mistake in 2,058 ÷ 14</w:t>
       </w:r>
     </w:p>
     <w:p>
@@ -1030,39 +1282,39 @@
           <w:b/>
           <w:bCs/>
         </w:rPr>
-        <w:t xml:space="preserve">5. (Lesson 1.5) A student buys items costing $4.59, $12.75, and $3.80. What is the total cost?</w:t>
-      </w:r>
-    </w:p>
-    <w:p>
-      <w:pPr>
-        <w:spacing w:after="40" w:before="0"/>
-      </w:pPr>
-      <w:r>
-        <w:t xml:space="preserve">     A. $21.14</w:t>
-      </w:r>
-    </w:p>
-    <w:p>
-      <w:pPr>
-        <w:spacing w:after="40" w:before="0"/>
-      </w:pPr>
-      <w:r>
-        <w:t xml:space="preserve">     B. $20.14</w:t>
-      </w:r>
-    </w:p>
-    <w:p>
-      <w:pPr>
-        <w:spacing w:after="40" w:before="0"/>
-      </w:pPr>
-      <w:r>
-        <w:t xml:space="preserve">     C. $21.04</w:t>
-      </w:r>
-    </w:p>
-    <w:p>
-      <w:pPr>
-        <w:spacing w:after="40" w:before="0"/>
-      </w:pPr>
-      <w:r>
-        <w:t xml:space="preserve">     D. $21.24</w:t>
+        <w:t xml:space="preserve">5. (Lesson 2.7) A water tank holds 19.2 liters. It is poured into bottles that each hold 1.6 liters. How many bottles can be filled?</w:t>
+      </w:r>
+    </w:p>
+    <w:p>
+      <w:pPr>
+        <w:spacing w:after="40" w:before="0"/>
+      </w:pPr>
+      <w:r>
+        <w:t xml:space="preserve">     A. 12 bottles</w:t>
+      </w:r>
+    </w:p>
+    <w:p>
+      <w:pPr>
+        <w:spacing w:after="40" w:before="0"/>
+      </w:pPr>
+      <w:r>
+        <w:t xml:space="preserve">     B. 11 bottles</w:t>
+      </w:r>
+    </w:p>
+    <w:p>
+      <w:pPr>
+        <w:spacing w:after="40" w:before="0"/>
+      </w:pPr>
+      <w:r>
+        <w:t xml:space="preserve">     C. 13 bottles</w:t>
+      </w:r>
+    </w:p>
+    <w:p>
+      <w:pPr>
+        <w:spacing w:after="40" w:before="0"/>
+      </w:pPr>
+      <w:r>
+        <w:t xml:space="preserve">     D. 1.2 bottles</w:t>
       </w:r>
     </w:p>
     <w:p>
@@ -1085,39 +1337,31 @@
           <w:b/>
           <w:bCs/>
         </w:rPr>
-        <w:t xml:space="preserve">6. (Lesson 1.5) Spot the Mistake — Subtracting Without a Placeholder</w:t>
-      </w:r>
-    </w:p>
-    <w:p>
-      <w:pPr>
-        <w:spacing w:after="40" w:before="0"/>
-      </w:pPr>
-      <w:r>
-        <w:t xml:space="preserve">   Step 1 (Problem): Subtract 12.5 − 3.45</w:t>
-      </w:r>
-    </w:p>
-    <w:p>
-      <w:pPr>
-        <w:spacing w:after="40" w:before="0"/>
-      </w:pPr>
-      <w:r>
-        <w:t xml:space="preserve">   Step 2 (Set up): Left 12.5 as one decimal place instead of annexing a zero</w:t>
-      </w:r>
-    </w:p>
-    <w:p>
-      <w:pPr>
-        <w:spacing w:after="40" w:before="0"/>
-      </w:pPr>
-      <w:r>
-        <w:t xml:space="preserve">   Step 3 (Subtract): 12.5 − 3.45 = 9.5</w:t>
-      </w:r>
-    </w:p>
-    <w:p>
-      <w:pPr>
-        <w:spacing w:after="40" w:before="0"/>
-      </w:pPr>
-      <w:r>
-        <w:t xml:space="preserve">   Step 4 (Final answer): 9.5</w:t>
+        <w:t xml:space="preserve">6. (Lesson 2.7) Spot the Common Mistake</w:t>
+      </w:r>
+    </w:p>
+    <w:p>
+      <w:pPr>
+        <w:spacing w:after="40" w:before="0"/>
+      </w:pPr>
+      <w:r>
+        <w:t xml:space="preserve">   Step 1 (Problem): Solve 9.6 ÷ 0.12.</w:t>
+      </w:r>
+    </w:p>
+    <w:p>
+      <w:pPr>
+        <w:spacing w:after="40" w:before="0"/>
+      </w:pPr>
+      <w:r>
+        <w:t xml:space="preserve">   Step 2 (Count how far to move): 0.12 has 2 decimal places, so BOTH numbers move 2 places right. The divisor: 0.12 → 12.</w:t>
+      </w:r>
+    </w:p>
+    <w:p>
+      <w:pPr>
+        <w:spacing w:after="40" w:before="0"/>
+      </w:pPr>
+      <w:r>
+        <w:t xml:space="preserve">   Step 3 (Move the dividend the same 2 places): 9.6 only has one digit after the point, so the student moved it just 1 place: 9.6 → 96. New problem: 96 ÷ 12 = 8.</w:t>
       </w:r>
     </w:p>
     <w:p>
@@ -1174,39 +1418,39 @@
           <w:b/>
           <w:bCs/>
         </w:rPr>
-        <w:t xml:space="preserve">7. (Lesson 1.6) A car travels 55.5 miles per hour for 2.4 hours. How far does it go?</w:t>
-      </w:r>
-    </w:p>
-    <w:p>
-      <w:pPr>
-        <w:spacing w:after="40" w:before="0"/>
-      </w:pPr>
-      <w:r>
-        <w:t xml:space="preserve">     A. 133.2 miles</w:t>
-      </w:r>
-    </w:p>
-    <w:p>
-      <w:pPr>
-        <w:spacing w:after="40" w:before="0"/>
-      </w:pPr>
-      <w:r>
-        <w:t xml:space="preserve">     B. 13.32 miles</w:t>
-      </w:r>
-    </w:p>
-    <w:p>
-      <w:pPr>
-        <w:spacing w:after="40" w:before="0"/>
-      </w:pPr>
-      <w:r>
-        <w:t xml:space="preserve">     C. 1,332 miles</w:t>
-      </w:r>
-    </w:p>
-    <w:p>
-      <w:pPr>
-        <w:spacing w:after="40" w:before="0"/>
-      </w:pPr>
-      <w:r>
-        <w:t xml:space="preserve">     D. 57.9 miles</w:t>
+        <w:t xml:space="preserve">7. (Lesson 2.11) A student buys items costing $4.59, $12.75, and $3.80. What is the total cost?</w:t>
+      </w:r>
+    </w:p>
+    <w:p>
+      <w:pPr>
+        <w:spacing w:after="40" w:before="0"/>
+      </w:pPr>
+      <w:r>
+        <w:t xml:space="preserve">     A. $21.14</w:t>
+      </w:r>
+    </w:p>
+    <w:p>
+      <w:pPr>
+        <w:spacing w:after="40" w:before="0"/>
+      </w:pPr>
+      <w:r>
+        <w:t xml:space="preserve">     B. $20.14</w:t>
+      </w:r>
+    </w:p>
+    <w:p>
+      <w:pPr>
+        <w:spacing w:after="40" w:before="0"/>
+      </w:pPr>
+      <w:r>
+        <w:t xml:space="preserve">     C. $21.04</w:t>
+      </w:r>
+    </w:p>
+    <w:p>
+      <w:pPr>
+        <w:spacing w:after="40" w:before="0"/>
+      </w:pPr>
+      <w:r>
+        <w:t xml:space="preserve">     D. $21.24</w:t>
       </w:r>
     </w:p>
     <w:p>
@@ -1229,39 +1473,39 @@
           <w:b/>
           <w:bCs/>
         </w:rPr>
-        <w:t xml:space="preserve">8. (Lesson 1.6) Spot the Common Mistake — Placing the Decimal Point</w:t>
-      </w:r>
-    </w:p>
-    <w:p>
-      <w:pPr>
-        <w:spacing w:after="40" w:before="0"/>
-      </w:pPr>
-      <w:r>
-        <w:t xml:space="preserve">   Step 1 (Problem): 1.5 × 2.4</w:t>
-      </w:r>
-    </w:p>
-    <w:p>
-      <w:pPr>
-        <w:spacing w:after="40" w:before="0"/>
-      </w:pPr>
-      <w:r>
-        <w:t xml:space="preserve">   Step 2 (Multiply as whole numbers): 15 × 24 = 360</w:t>
-      </w:r>
-    </w:p>
-    <w:p>
-      <w:pPr>
-        <w:spacing w:after="40" w:before="0"/>
-      </w:pPr>
-      <w:r>
-        <w:t xml:space="preserve">   Step 3 (Count decimal places): 1.5 has 1 decimal place and 2.4 has 1 decimal place → 2 total</w:t>
-      </w:r>
-    </w:p>
-    <w:p>
-      <w:pPr>
-        <w:spacing w:after="40" w:before="0"/>
-      </w:pPr>
-      <w:r>
-        <w:t xml:space="preserve">   Step 4 (Place the decimal point): Move the point 2 places in 360 to get 0.36</w:t>
+        <w:t xml:space="preserve">8. (Lesson 2.11) Spot the Mistake — Subtracting Without a Placeholder</w:t>
+      </w:r>
+    </w:p>
+    <w:p>
+      <w:pPr>
+        <w:spacing w:after="40" w:before="0"/>
+      </w:pPr>
+      <w:r>
+        <w:t xml:space="preserve">   Step 1 (Problem): Subtract 12.5 − 3.45</w:t>
+      </w:r>
+    </w:p>
+    <w:p>
+      <w:pPr>
+        <w:spacing w:after="40" w:before="0"/>
+      </w:pPr>
+      <w:r>
+        <w:t xml:space="preserve">   Step 2 (Set up): Left 12.5 as one decimal place instead of annexing a zero</w:t>
+      </w:r>
+    </w:p>
+    <w:p>
+      <w:pPr>
+        <w:spacing w:after="40" w:before="0"/>
+      </w:pPr>
+      <w:r>
+        <w:t xml:space="preserve">   Step 3 (Subtract): 12.5 − 3.45 = 9.5</w:t>
+      </w:r>
+    </w:p>
+    <w:p>
+      <w:pPr>
+        <w:spacing w:after="40" w:before="0"/>
+      </w:pPr>
+      <w:r>
+        <w:t xml:space="preserve">   Step 4 (Final answer): 9.5</w:t>
       </w:r>
     </w:p>
     <w:p>
@@ -1318,39 +1562,39 @@
           <w:b/>
           <w:bCs/>
         </w:rPr>
-        <w:t xml:space="preserve">9. (Lesson 1.7) A water tank holds 19.2 liters. It is poured into bottles that each hold 1.6 liters. How many bottles can be filled?</w:t>
-      </w:r>
-    </w:p>
-    <w:p>
-      <w:pPr>
-        <w:spacing w:after="40" w:before="0"/>
-      </w:pPr>
-      <w:r>
-        <w:t xml:space="preserve">     A. 12 bottles</w:t>
-      </w:r>
-    </w:p>
-    <w:p>
-      <w:pPr>
-        <w:spacing w:after="40" w:before="0"/>
-      </w:pPr>
-      <w:r>
-        <w:t xml:space="preserve">     B. 11 bottles</w:t>
-      </w:r>
-    </w:p>
-    <w:p>
-      <w:pPr>
-        <w:spacing w:after="40" w:before="0"/>
-      </w:pPr>
-      <w:r>
-        <w:t xml:space="preserve">     C. 13 bottles</w:t>
-      </w:r>
-    </w:p>
-    <w:p>
-      <w:pPr>
-        <w:spacing w:after="40" w:before="0"/>
-      </w:pPr>
-      <w:r>
-        <w:t xml:space="preserve">     D. 1.2 bottles</w:t>
+        <w:t xml:space="preserve">9. (Lesson 2.12) A car travels 55.5 miles per hour for 2.4 hours. How far does it go?</w:t>
+      </w:r>
+    </w:p>
+    <w:p>
+      <w:pPr>
+        <w:spacing w:after="40" w:before="0"/>
+      </w:pPr>
+      <w:r>
+        <w:t xml:space="preserve">     A. 133.2 miles</w:t>
+      </w:r>
+    </w:p>
+    <w:p>
+      <w:pPr>
+        <w:spacing w:after="40" w:before="0"/>
+      </w:pPr>
+      <w:r>
+        <w:t xml:space="preserve">     B. 13.32 miles</w:t>
+      </w:r>
+    </w:p>
+    <w:p>
+      <w:pPr>
+        <w:spacing w:after="40" w:before="0"/>
+      </w:pPr>
+      <w:r>
+        <w:t xml:space="preserve">     C. 1,332 miles</w:t>
+      </w:r>
+    </w:p>
+    <w:p>
+      <w:pPr>
+        <w:spacing w:after="40" w:before="0"/>
+      </w:pPr>
+      <w:r>
+        <w:t xml:space="preserve">     D. 57.9 miles</w:t>
       </w:r>
     </w:p>
     <w:p>
@@ -1373,31 +1617,39 @@
           <w:b/>
           <w:bCs/>
         </w:rPr>
-        <w:t xml:space="preserve">10. (Lesson 1.7) Spot the Common Mistake</w:t>
-      </w:r>
-    </w:p>
-    <w:p>
-      <w:pPr>
-        <w:spacing w:after="40" w:before="0"/>
-      </w:pPr>
-      <w:r>
-        <w:t xml:space="preserve">   Step 1 (Problem): Solve 9.6 ÷ 0.12.</w:t>
-      </w:r>
-    </w:p>
-    <w:p>
-      <w:pPr>
-        <w:spacing w:after="40" w:before="0"/>
-      </w:pPr>
-      <w:r>
-        <w:t xml:space="preserve">   Step 2 (Count how far to move): 0.12 has 2 decimal places, so BOTH numbers move 2 places right. The divisor: 0.12 → 12.</w:t>
-      </w:r>
-    </w:p>
-    <w:p>
-      <w:pPr>
-        <w:spacing w:after="40" w:before="0"/>
-      </w:pPr>
-      <w:r>
-        <w:t xml:space="preserve">   Step 3 (Move the dividend the same 2 places): 9.6 only has one digit after the point, so the student moved it just 1 place: 9.6 → 96. New problem: 96 ÷ 12 = 8.</w:t>
+        <w:t xml:space="preserve">10. (Lesson 2.12) Spot the Common Mistake — Placing the Decimal Point</w:t>
+      </w:r>
+    </w:p>
+    <w:p>
+      <w:pPr>
+        <w:spacing w:after="40" w:before="0"/>
+      </w:pPr>
+      <w:r>
+        <w:t xml:space="preserve">   Step 1 (Problem): 1.5 × 2.4</w:t>
+      </w:r>
+    </w:p>
+    <w:p>
+      <w:pPr>
+        <w:spacing w:after="40" w:before="0"/>
+      </w:pPr>
+      <w:r>
+        <w:t xml:space="preserve">   Step 2 (Multiply as whole numbers): 15 × 24 = 360</w:t>
+      </w:r>
+    </w:p>
+    <w:p>
+      <w:pPr>
+        <w:spacing w:after="40" w:before="0"/>
+      </w:pPr>
+      <w:r>
+        <w:t xml:space="preserve">   Step 3 (Count decimal places): 1.5 has 1 decimal place and 2.4 has 1 decimal place → 2 total</w:t>
+      </w:r>
+    </w:p>
+    <w:p>
+      <w:pPr>
+        <w:spacing w:after="40" w:before="0"/>
+      </w:pPr>
+      <w:r>
+        <w:t xml:space="preserve">   Step 4 (Place the decimal point): Move the point 2 places in 360 to get 0.36</w:t>
       </w:r>
     </w:p>
     <w:p>
@@ -1492,7 +1744,7 @@
           <w:i/>
           <w:iCs/>
         </w:rPr>
-        <w:t xml:space="preserve">     Watch for: A common mistake in Divide Decimals is moving the decimal point in the divisor but forgetting to move it the same number of places in the dividend. For example, in 6.4 ÷ 0.8 a student changes 0.8 to 8 but leaves the dividend as 6.4, then divides 6.4 ÷ 8 = 0.8 instead of moving both points to get 64 ÷ 8 = 8. A second version of this mistake happens when the divisor has two decimal places, like 0.12: students move both points only 1 place instead of 2, turning 9.6 ÷ 0.12 into 96 ÷ 1.2 instead of the correct 960 ÷ 12. Count the divisor's decimal places first, then move BOTH points that same number of places.</w:t>
+        <w:t xml:space="preserve">     Watch for: A common mistake in Multiply Decimals is counting decimal places from only one factor instead of adding the decimal places from BOTH factors. For example, in 0.4 × 0.06, a student multiplies 4 × 6 = 24, then places the decimal point using just one factor's place count (1 place), writing 0.24 instead of the correct answer: 0.4 has 1 decimal place and 0.06 has 2 decimal places, for a total of 3, so 24 becomes 0.024. Before you submit, count the decimal places in EACH factor separately and add them together — that total is how many decimal places belong in your final answer.</w:t>
       </w:r>
     </w:p>
     <w:p>
@@ -1524,7 +1776,7 @@
           <w:i/>
           <w:iCs/>
         </w:rPr>
-        <w:t xml:space="preserve">     Watch for: A common mistake in Divide Decimals is moving the decimal point in the divisor but forgetting to move it the same number of places in the dividend. For example, in 6.4 ÷ 0.8 a student changes 0.8 to 8 but leaves the dividend as 6.4, then divides 6.4 ÷ 8 = 0.8 instead of moving both points to get 64 ÷ 8 = 8. A second version of this mistake happens when the divisor has two decimal places, like 0.12: students move both points only 1 place instead of 2, turning 9.6 ÷ 0.12 into 96 ÷ 1.2 instead of the correct 960 ÷ 12. Count the divisor's decimal places first, then move BOTH points that same number of places.</w:t>
+        <w:t xml:space="preserve">     Watch for: A common mistake in Multiply Decimals is counting decimal places from only one factor instead of adding the decimal places from BOTH factors. For example, in 0.4 × 0.06, a student multiplies 4 × 6 = 24, then places the decimal point using just one factor's place count (1 place), writing 0.24 instead of the correct answer: 0.4 has 1 decimal place and 0.06 has 2 decimal places, for a total of 3, so 24 becomes 0.024. Before you submit, count the decimal places in EACH factor separately and add them together — that total is how many decimal places belong in your final answer.</w:t>
       </w:r>
     </w:p>
     <w:p>
@@ -1556,19 +1808,19 @@
           <w:i/>
           <w:iCs/>
         </w:rPr>
-        <w:t xml:space="preserve">     Watch for: A common mistake in Divide Decimals is moving the decimal point in the divisor but forgetting to move it the same number of places in the dividend. For example, in 6.4 ÷ 0.8 a student changes 0.8 to 8 but leaves the dividend as 6.4, then divides 6.4 ÷ 8 = 0.8 instead of moving both points to get 64 ÷ 8 = 8. A second version of this mistake happens when the divisor has two decimal places, like 0.12: students move both points only 1 place instead of 2, turning 9.6 ÷ 0.12 into 96 ÷ 1.2 instead of the correct 960 ÷ 12. Count the divisor's decimal places first, then move BOTH points that same number of places.</w:t>
-      </w:r>
-    </w:p>
-    <w:p>
-      <w:pPr>
-        <w:spacing w:after="40" w:before="0"/>
-      </w:pPr>
-      <w:r>
-        <w:rPr>
-          <w:b/>
-          <w:bCs/>
-        </w:rPr>
-        <w:t xml:space="preserve">4. (Lesson 1.4) Spot the Mistake in 2,058 ÷ 14</w:t>
+        <w:t xml:space="preserve">     Watch for: A common mistake in Multiply Decimals is counting decimal places from only one factor instead of adding the decimal places from BOTH factors. For example, in 0.4 × 0.06, a student multiplies 4 × 6 = 24, then places the decimal point using just one factor's place count (1 place), writing 0.24 instead of the correct answer: 0.4 has 1 decimal place and 0.06 has 2 decimal places, for a total of 3, so 24 becomes 0.024. Before you submit, count the decimal places in EACH factor separately and add them together — that total is how many decimal places belong in your final answer.</w:t>
+      </w:r>
+    </w:p>
+    <w:p>
+      <w:pPr>
+        <w:spacing w:after="40" w:before="0"/>
+      </w:pPr>
+      <w:r>
+        <w:rPr>
+          <w:b/>
+          <w:bCs/>
+        </w:rPr>
+        <w:t xml:space="preserve">4. (Lesson 2.6) Spot the Mistake in 2,058 ÷ 14</w:t>
       </w:r>
     </w:p>
     <w:p>
@@ -1604,7 +1856,7 @@
           <w:b/>
           <w:bCs/>
         </w:rPr>
-        <w:t xml:space="preserve">5. A. $21.14</w:t>
+        <w:t xml:space="preserve">5. A. 12 bottles</w:t>
       </w:r>
     </w:p>
     <w:p>
@@ -1612,7 +1864,7 @@
         <w:spacing w:after="20" w:before="0"/>
       </w:pPr>
       <w:r>
-        <w:t xml:space="preserve">     4.59 + 12.75 + 3.80 = 21.14. Line up decimal points and add column by column.</w:t>
+        <w:t xml:space="preserve">     19.2 ÷ 1.6: multiply both by 10 → 192 ÷ 16 = 12 bottles.</w:t>
       </w:r>
     </w:p>
     <w:p>
@@ -1624,19 +1876,19 @@
           <w:i/>
           <w:iCs/>
         </w:rPr>
-        <w:t xml:space="preserve">     Watch for: A common mistake in Divide Decimals is moving the decimal point in the divisor but forgetting to move it the same number of places in the dividend. For example, in 6.4 ÷ 0.8 a student changes 0.8 to 8 but leaves the dividend as 6.4, then divides 6.4 ÷ 8 = 0.8 instead of moving both points to get 64 ÷ 8 = 8. A second version of this mistake happens when the divisor has two decimal places, like 0.12: students move both points only 1 place instead of 2, turning 9.6 ÷ 0.12 into 96 ÷ 1.2 instead of the correct 960 ÷ 12. Count the divisor's decimal places first, then move BOTH points that same number of places.</w:t>
-      </w:r>
-    </w:p>
-    <w:p>
-      <w:pPr>
-        <w:spacing w:after="40" w:before="0"/>
-      </w:pPr>
-      <w:r>
-        <w:rPr>
-          <w:b/>
-          <w:bCs/>
-        </w:rPr>
-        <w:t xml:space="preserve">6. (Lesson 1.5) Spot the Mistake — Subtracting Without a Placeholder</w:t>
+        <w:t xml:space="preserve">     Watch for: A common mistake in Multiply Decimals is counting decimal places from only one factor instead of adding the decimal places from BOTH factors. For example, in 0.4 × 0.06, a student multiplies 4 × 6 = 24, then places the decimal point using just one factor's place count (1 place), writing 0.24 instead of the correct answer: 0.4 has 1 decimal place and 0.06 has 2 decimal places, for a total of 3, so 24 becomes 0.024. Before you submit, count the decimal places in EACH factor separately and add them together — that total is how many decimal places belong in your final answer.</w:t>
+      </w:r>
+    </w:p>
+    <w:p>
+      <w:pPr>
+        <w:spacing w:after="40" w:before="0"/>
+      </w:pPr>
+      <w:r>
+        <w:rPr>
+          <w:b/>
+          <w:bCs/>
+        </w:rPr>
+        <w:t xml:space="preserve">6. (Lesson 2.7) Spot the Common Mistake</w:t>
       </w:r>
     </w:p>
     <w:p>
@@ -1644,7 +1896,7 @@
         <w:spacing w:after="20" w:before="0"/>
       </w:pPr>
       <w:r>
-        <w:t xml:space="preserve">     The mistake is in Step 2.</w:t>
+        <w:t xml:space="preserve">     The mistake is in Step 3.</w:t>
       </w:r>
     </w:p>
     <w:p>
@@ -1652,7 +1904,7 @@
         <w:spacing w:after="20" w:before="0"/>
       </w:pPr>
       <w:r>
-        <w:t xml:space="preserve">     Correct work: The student did not annex a zero, so the hundredths place had nothing to subtract from. Write 12.5 as 12.50, then line up the decimal points: 12.50 − 3.45. Hundredths: 0 − 5 → borrow → 10 − 5 = 5. Tenths: 4 − 4 = 0 (after borrowing). Ones: 2 − 3 → borrow → 12 − 3 = 9. Tens: 0 (after borrowing). The correct difference is 9.05.</w:t>
+        <w:t xml:space="preserve">     Correct work: Both numbers must move the SAME number of places — 2, not 1. 9.6 runs out of digits after one place, so you add a placeholder zero to move the second place: 9.6 → 96 → 960. The real problem is 960 ÷ 12 = 80, so 9.6 ÷ 0.12 = 80. Estimate to confirm: 0.12 is tiny, so many of them fit in 9.6 — the quotient must be large, not 8. Check: 80 × 0.12 = 9.6. ✓</w:t>
       </w:r>
     </w:p>
     <w:p>
@@ -1660,19 +1912,19 @@
         <w:spacing w:after="80" w:before="0"/>
       </w:pPr>
       <w:r>
-        <w:t xml:space="preserve">     Watch for: The Set up step is the problem: 12.5 was left with one decimal place while 3.45 has two, so the hundredths column had nothing to subtract from. Write 12.5 as 12.50 and subtract with the points aligned — 0 − 5 needs a borrow, giving 5 hundredths, then 4 − 4 = 0 tenths and 12 − 3 = 9 ones. The correct difference is 9.05, not 9.5.</w:t>
-      </w:r>
-    </w:p>
-    <w:p>
-      <w:pPr>
-        <w:spacing w:after="40" w:before="0"/>
-      </w:pPr>
-      <w:r>
-        <w:rPr>
-          <w:b/>
-          <w:bCs/>
-        </w:rPr>
-        <w:t xml:space="preserve">7. A. 133.2 miles</w:t>
+        <w:t xml:space="preserve">     Watch for: In the last step the dividend moved only 1 place while the divisor moved 2, so the two numbers no longer match. Adding a placeholder zero lets 9.6 move both places to 960, making the real problem 960 ÷ 12 = 80. That size is reasonable, because a great many 0.12s fit inside 9.6.</w:t>
+      </w:r>
+    </w:p>
+    <w:p>
+      <w:pPr>
+        <w:spacing w:after="40" w:before="0"/>
+      </w:pPr>
+      <w:r>
+        <w:rPr>
+          <w:b/>
+          <w:bCs/>
+        </w:rPr>
+        <w:t xml:space="preserve">7. A. $21.14</w:t>
       </w:r>
     </w:p>
     <w:p>
@@ -1680,7 +1932,7 @@
         <w:spacing w:after="20" w:before="0"/>
       </w:pPr>
       <w:r>
-        <w:t xml:space="preserve">     555 × 24 = 13,320. Total decimal places: 1 + 1 = 2. Answer: 133.20 = 133.2 miles.</w:t>
+        <w:t xml:space="preserve">     4.59 + 12.75 + 3.80 = 21.14. Line up decimal points and add column by column.</w:t>
       </w:r>
     </w:p>
     <w:p>
@@ -1692,19 +1944,19 @@
           <w:i/>
           <w:iCs/>
         </w:rPr>
-        <w:t xml:space="preserve">     Watch for: A common mistake in Divide Decimals is moving the decimal point in the divisor but forgetting to move it the same number of places in the dividend. For example, in 6.4 ÷ 0.8 a student changes 0.8 to 8 but leaves the dividend as 6.4, then divides 6.4 ÷ 8 = 0.8 instead of moving both points to get 64 ÷ 8 = 8. A second version of this mistake happens when the divisor has two decimal places, like 0.12: students move both points only 1 place instead of 2, turning 9.6 ÷ 0.12 into 96 ÷ 1.2 instead of the correct 960 ÷ 12. Count the divisor's decimal places first, then move BOTH points that same number of places.</w:t>
-      </w:r>
-    </w:p>
-    <w:p>
-      <w:pPr>
-        <w:spacing w:after="40" w:before="0"/>
-      </w:pPr>
-      <w:r>
-        <w:rPr>
-          <w:b/>
-          <w:bCs/>
-        </w:rPr>
-        <w:t xml:space="preserve">8. (Lesson 1.6) Spot the Common Mistake — Placing the Decimal Point</w:t>
+        <w:t xml:space="preserve">     Watch for: A common mistake in Multiply Decimals is counting decimal places from only one factor instead of adding the decimal places from BOTH factors. For example, in 0.4 × 0.06, a student multiplies 4 × 6 = 24, then places the decimal point using just one factor's place count (1 place), writing 0.24 instead of the correct answer: 0.4 has 1 decimal place and 0.06 has 2 decimal places, for a total of 3, so 24 becomes 0.024. Before you submit, count the decimal places in EACH factor separately and add them together — that total is how many decimal places belong in your final answer.</w:t>
+      </w:r>
+    </w:p>
+    <w:p>
+      <w:pPr>
+        <w:spacing w:after="40" w:before="0"/>
+      </w:pPr>
+      <w:r>
+        <w:rPr>
+          <w:b/>
+          <w:bCs/>
+        </w:rPr>
+        <w:t xml:space="preserve">8. (Lesson 2.11) Spot the Mistake — Subtracting Without a Placeholder</w:t>
       </w:r>
     </w:p>
     <w:p>
@@ -1712,7 +1964,7 @@
         <w:spacing w:after="20" w:before="0"/>
       </w:pPr>
       <w:r>
-        <w:t xml:space="preserve">     The mistake is in Step 4.</w:t>
+        <w:t xml:space="preserve">     The mistake is in Step 2.</w:t>
       </w:r>
     </w:p>
     <w:p>
@@ -1720,7 +1972,7 @@
         <w:spacing w:after="20" w:before="0"/>
       </w:pPr>
       <w:r>
-        <w:t xml:space="preserve">     Correct work: The whole-number product 15 × 24 = 360 and the count of 2 decimal places are both correct. The mistake is in placing the point: moving it 2 places from the right in 360 gives 3.60, not 0.36. So 1.5 × 2.4 = 3.6. An estimate of 2 × 2 = 4 confirms 3.6 is reasonable, while 0.36 is far too small.</w:t>
+        <w:t xml:space="preserve">     Correct work: The student did not annex a zero, so the hundredths place had nothing to subtract from. Write 12.5 as 12.50, then line up the decimal points: 12.50 − 3.45. Hundredths: 0 − 5 → borrow → 10 − 5 = 5. Tenths: 4 − 4 = 0 (after borrowing). Ones: 2 − 3 → borrow → 12 − 3 = 9. Tens: 0 (after borrowing). The correct difference is 9.05.</w:t>
       </w:r>
     </w:p>
     <w:p>
@@ -1728,19 +1980,19 @@
         <w:spacing w:after="80" w:before="0"/>
       </w:pPr>
       <w:r>
-        <w:t xml:space="preserve">     Watch for: The digits 15 × 24 = 360 and the count of 2 decimal places are both correct; only the placement is off. Counting 2 places from the right end of 360 lands the point between the 3 and the 6, giving 3.60 = 3.6. An estimate of 2 × 2 = 4 confirms that 3.6 is the reasonable size and 0.36 is about ten times too small.</w:t>
-      </w:r>
-    </w:p>
-    <w:p>
-      <w:pPr>
-        <w:spacing w:after="40" w:before="0"/>
-      </w:pPr>
-      <w:r>
-        <w:rPr>
-          <w:b/>
-          <w:bCs/>
-        </w:rPr>
-        <w:t xml:space="preserve">9. A. 12 bottles</w:t>
+        <w:t xml:space="preserve">     Watch for: The Set up step is the problem: 12.5 was left with one decimal place while 3.45 has two, so the hundredths column had nothing to subtract from. Write 12.5 as 12.50 and subtract with the points aligned — 0 − 5 needs a borrow, giving 5 hundredths, then 4 − 4 = 0 tenths and 12 − 3 = 9 ones. The correct difference is 9.05, not 9.5.</w:t>
+      </w:r>
+    </w:p>
+    <w:p>
+      <w:pPr>
+        <w:spacing w:after="40" w:before="0"/>
+      </w:pPr>
+      <w:r>
+        <w:rPr>
+          <w:b/>
+          <w:bCs/>
+        </w:rPr>
+        <w:t xml:space="preserve">9. A. 133.2 miles</w:t>
       </w:r>
     </w:p>
     <w:p>
@@ -1748,7 +2000,7 @@
         <w:spacing w:after="20" w:before="0"/>
       </w:pPr>
       <w:r>
-        <w:t xml:space="preserve">     19.2 ÷ 1.6: multiply both by 10 → 192 ÷ 16 = 12 bottles.</w:t>
+        <w:t xml:space="preserve">     555 × 24 = 13,320. Total decimal places: 1 + 1 = 2. Answer: 133.20 = 133.2 miles.</w:t>
       </w:r>
     </w:p>
     <w:p>
@@ -1760,19 +2012,19 @@
           <w:i/>
           <w:iCs/>
         </w:rPr>
-        <w:t xml:space="preserve">     Watch for: A common mistake in Divide Decimals is moving the decimal point in the divisor but forgetting to move it the same number of places in the dividend. For example, in 6.4 ÷ 0.8 a student changes 0.8 to 8 but leaves the dividend as 6.4, then divides 6.4 ÷ 8 = 0.8 instead of moving both points to get 64 ÷ 8 = 8. A second version of this mistake happens when the divisor has two decimal places, like 0.12: students move both points only 1 place instead of 2, turning 9.6 ÷ 0.12 into 96 ÷ 1.2 instead of the correct 960 ÷ 12. Count the divisor's decimal places first, then move BOTH points that same number of places.</w:t>
-      </w:r>
-    </w:p>
-    <w:p>
-      <w:pPr>
-        <w:spacing w:after="40" w:before="0"/>
-      </w:pPr>
-      <w:r>
-        <w:rPr>
-          <w:b/>
-          <w:bCs/>
-        </w:rPr>
-        <w:t xml:space="preserve">10. (Lesson 1.7) Spot the Common Mistake</w:t>
+        <w:t xml:space="preserve">     Watch for: A common mistake in Multiply Decimals is counting decimal places from only one factor instead of adding the decimal places from BOTH factors. For example, in 0.4 × 0.06, a student multiplies 4 × 6 = 24, then places the decimal point using just one factor's place count (1 place), writing 0.24 instead of the correct answer: 0.4 has 1 decimal place and 0.06 has 2 decimal places, for a total of 3, so 24 becomes 0.024. Before you submit, count the decimal places in EACH factor separately and add them together — that total is how many decimal places belong in your final answer.</w:t>
+      </w:r>
+    </w:p>
+    <w:p>
+      <w:pPr>
+        <w:spacing w:after="40" w:before="0"/>
+      </w:pPr>
+      <w:r>
+        <w:rPr>
+          <w:b/>
+          <w:bCs/>
+        </w:rPr>
+        <w:t xml:space="preserve">10. (Lesson 2.12) Spot the Common Mistake — Placing the Decimal Point</w:t>
       </w:r>
     </w:p>
     <w:p>
@@ -1780,7 +2032,7 @@
         <w:spacing w:after="20" w:before="0"/>
       </w:pPr>
       <w:r>
-        <w:t xml:space="preserve">     The mistake is in Step 3.</w:t>
+        <w:t xml:space="preserve">     The mistake is in Step 4.</w:t>
       </w:r>
     </w:p>
     <w:p>
@@ -1788,7 +2040,7 @@
         <w:spacing w:after="20" w:before="0"/>
       </w:pPr>
       <w:r>
-        <w:t xml:space="preserve">     Correct work: Both numbers must move the SAME number of places — 2, not 1. 9.6 runs out of digits after one place, so you add a placeholder zero to move the second place: 9.6 → 96 → 960. The real problem is 960 ÷ 12 = 80, so 9.6 ÷ 0.12 = 80. Estimate to confirm: 0.12 is tiny, so many of them fit in 9.6 — the quotient must be large, not 8. Check: 80 × 0.12 = 9.6. ✓</w:t>
+        <w:t xml:space="preserve">     Correct work: The whole-number product 15 × 24 = 360 and the count of 2 decimal places are both correct. The mistake is in placing the point: moving it 2 places from the right in 360 gives 3.60, not 0.36. So 1.5 × 2.4 = 3.6. An estimate of 2 × 2 = 4 confirms 3.6 is reasonable, while 0.36 is far too small.</w:t>
       </w:r>
     </w:p>
     <w:p>
@@ -1796,7 +2048,7 @@
         <w:spacing w:after="80" w:before="0"/>
       </w:pPr>
       <w:r>
-        <w:t xml:space="preserve">     Watch for: In the last step the dividend moved only 1 place while the divisor moved 2, so the two numbers no longer match. Adding a placeholder zero lets 9.6 move both places to 960, making the real problem 960 ÷ 12 = 80. That size is reasonable, because a great many 0.12s fit inside 9.6.</w:t>
+        <w:t xml:space="preserve">     Watch for: The digits 15 × 24 = 360 and the count of 2 decimal places are both correct; only the placement is off. Counting 2 places from the right end of 360 lands the point between the 3 and the 6, giving 3.60 = 3.6. An estimate of 2 × 2 = 4 confirms that 3.6 is the reasonable size and 0.36 is about ten times too small.</w:t>
       </w:r>
     </w:p>
     <w:sectPr>
